--- a/human/tasks/P-01/summary.docx
+++ b/human/tasks/P-01/summary.docx
@@ -153,7 +153,7 @@
     </w:p>
     <w:p>
       <w:r>
-        <w:t>共享实现仍在技术模块，根目录双层收拢尚未完成；本轮迁移工具是真实整理，不把引用清单当作共享模块已经迁移。</w:t>
+        <w:t>共享实现已位于agent/modules，根目录19/19项已迁入human/agent，当前读取和运行入口已验证，业务签收不变；本轮迁移工具是真实整理，不把引用清单当作共享模块已经迁移。</w:t>
       </w:r>
     </w:p>
     <w:p>
@@ -227,7 +227,12 @@
     </w:p>
     <w:p>
       <w:r>
-        <w:t>在codex/task-package-normalization按明确路径提交推送，不自动合并。规范化8包、剩余63包，下一包P-02；全部任务及最终根目录迁移仍在目标范围内。</w:t>
+        <w:t>规范化71/71包、根目录迁移19/19项完成；每包Word由Agent源生成。</w:t>
+      </w:r>
+    </w:p>
+    <w:p>
+      <w:r>
+        <w:t>业务状态DONE，原签收与未交付项不变；后续按注册表和实际依赖推进。</w:t>
       </w:r>
     </w:p>
     <w:p>
